--- a/2.docx
+++ b/2.docx
@@ -29,7 +29,21 @@
           <w:b/>
           <w:bCs/>
         </w:rPr>
-        <w:t>What is either fundamentally wrong</w:t>
+        <w:t>What</w:t>
+      </w:r>
+      <w:r>
+        <w:rPr>
+          <w:b/>
+          <w:bCs/>
+        </w:rPr>
+        <w:t>, if anything,</w:t>
+      </w:r>
+      <w:r>
+        <w:rPr>
+          <w:b/>
+          <w:bCs/>
+        </w:rPr>
+        <w:t xml:space="preserve"> is either fundamentally wrong</w:t>
       </w:r>
       <w:r>
         <w:rPr>
@@ -79,6 +93,13 @@
           <w:bCs/>
         </w:rPr>
         <w:t xml:space="preserve"> about this model?</w:t>
+      </w:r>
+      <w:r>
+        <w:rPr>
+          <w:b/>
+          <w:bCs/>
+        </w:rPr>
+        <w:t xml:space="preserve"> Only discuss things that can be fixed.</w:t>
       </w:r>
     </w:p>
     <w:p>
@@ -323,66 +344,463 @@
     <w:p/>
     <w:p/>
     <w:p/>
-    <w:p>
-      <w:pPr>
-        <w:spacing w:after="0"/>
-        <w:rPr>
-          <w:sz w:val="18"/>
-          <w:szCs w:val="18"/>
-        </w:rPr>
-      </w:pPr>
-      <w:r>
-        <w:rPr>
-          <w:sz w:val="18"/>
-          <w:szCs w:val="18"/>
-        </w:rPr>
-        <w:t xml:space="preserve">What can be done to improve this model outside of building new features? By "improve this model", I primarily mean making changes that improve the AUC, logloss/edge, ECE, cal-slope, MAE, Accuracy, etc. of the 36 (I believe) different heads. In general, I want to use this model for betting purposes, but maintain that odds should not become features, at least for now. </w:t>
-      </w:r>
-    </w:p>
-    <w:p>
-      <w:pPr>
-        <w:spacing w:after="0"/>
-        <w:rPr>
-          <w:sz w:val="18"/>
-          <w:szCs w:val="18"/>
-        </w:rPr>
-      </w:pPr>
-    </w:p>
-    <w:p>
-      <w:pPr>
-        <w:spacing w:after="0"/>
-        <w:rPr>
-          <w:sz w:val="18"/>
-          <w:szCs w:val="18"/>
-        </w:rPr>
-      </w:pPr>
-      <w:r>
-        <w:rPr>
-          <w:sz w:val="18"/>
-          <w:szCs w:val="18"/>
-        </w:rPr>
-        <w:t xml:space="preserve">A potential thing to consider: </w:t>
-      </w:r>
-    </w:p>
-    <w:p>
-      <w:pPr>
-        <w:spacing w:after="0"/>
-        <w:rPr>
-          <w:sz w:val="18"/>
-          <w:szCs w:val="18"/>
-        </w:rPr>
-      </w:pPr>
-    </w:p>
-    <w:p>
-      <w:pPr>
-        <w:spacing w:after="0"/>
-        <w:rPr>
-          <w:sz w:val="18"/>
-          <w:szCs w:val="18"/>
-        </w:rPr>
-      </w:pPr>
-      <w:r>
-        <w:rPr>
+    <w:p/>
+    <w:p/>
+    <w:p/>
+    <w:p/>
+    <w:p/>
+    <w:p/>
+    <w:p/>
+    <w:p/>
+    <w:p>
+      <w:pPr>
+        <w:spacing w:after="0"/>
+        <w:rPr>
+          <w:b/>
+          <w:bCs/>
+          <w:sz w:val="18"/>
+          <w:szCs w:val="18"/>
+        </w:rPr>
+      </w:pPr>
+      <w:r>
+        <w:rPr>
+          <w:b/>
+          <w:bCs/>
+          <w:sz w:val="18"/>
+          <w:szCs w:val="18"/>
+        </w:rPr>
+        <w:t xml:space="preserve">What can be done to improve this model outside of building new features? By "improve this model", I primarily mean making changes that improve the AUC, logloss/edge, ECE, </w:t>
+      </w:r>
+      <w:r>
+        <w:rPr>
+          <w:b/>
+          <w:bCs/>
+          <w:sz w:val="18"/>
+          <w:szCs w:val="18"/>
+        </w:rPr>
+        <w:t xml:space="preserve">Brier score, </w:t>
+      </w:r>
+      <w:r>
+        <w:rPr>
+          <w:b/>
+          <w:bCs/>
+          <w:sz w:val="18"/>
+          <w:szCs w:val="18"/>
+        </w:rPr>
+        <w:t>cal-slope, MAE, Accuracy</w:t>
+      </w:r>
+      <w:r>
+        <w:rPr>
+          <w:b/>
+          <w:bCs/>
+          <w:sz w:val="18"/>
+          <w:szCs w:val="18"/>
+        </w:rPr>
+        <w:t xml:space="preserve">, top 10 </w:t>
+      </w:r>
+      <w:r>
+        <w:rPr>
+          <w:b/>
+          <w:bCs/>
+          <w:sz w:val="18"/>
+          <w:szCs w:val="18"/>
+        </w:rPr>
+        <w:t>hits</w:t>
+      </w:r>
+      <w:r>
+        <w:rPr>
+          <w:b/>
+          <w:bCs/>
+          <w:sz w:val="18"/>
+          <w:szCs w:val="18"/>
+        </w:rPr>
+        <w:t xml:space="preserve">, etc. of the 36 (I believe) different heads. In general, I want to use this model for betting purposes, but maintain that odds should not become features, at least for now. </w:t>
+      </w:r>
+    </w:p>
+    <w:p>
+      <w:pPr>
+        <w:spacing w:after="0"/>
+        <w:rPr>
+          <w:b/>
+          <w:bCs/>
+          <w:sz w:val="18"/>
+          <w:szCs w:val="18"/>
+        </w:rPr>
+      </w:pPr>
+    </w:p>
+    <w:p>
+      <w:pPr>
+        <w:spacing w:after="0"/>
+        <w:rPr>
+          <w:b/>
+          <w:bCs/>
+          <w:sz w:val="18"/>
+          <w:szCs w:val="18"/>
+        </w:rPr>
+      </w:pPr>
+      <w:r>
+        <w:rPr>
+          <w:b/>
+          <w:bCs/>
+          <w:sz w:val="18"/>
+          <w:szCs w:val="18"/>
+        </w:rPr>
+        <w:t>Diagnostics ranked from most (top) to least (bottom) significant for my betting purposes</w:t>
+      </w:r>
+      <w:r>
+        <w:rPr>
+          <w:b/>
+          <w:bCs/>
+          <w:sz w:val="18"/>
+          <w:szCs w:val="18"/>
+        </w:rPr>
+        <w:t xml:space="preserve"> (Consider with a grain of salt)</w:t>
+      </w:r>
+      <w:r>
+        <w:rPr>
+          <w:b/>
+          <w:bCs/>
+          <w:sz w:val="18"/>
+          <w:szCs w:val="18"/>
+        </w:rPr>
+        <w:t>:</w:t>
+      </w:r>
+    </w:p>
+    <w:p>
+      <w:pPr>
+        <w:pStyle w:val="ListParagraph"/>
+        <w:numPr>
+          <w:ilvl w:val="0"/>
+          <w:numId w:val="2"/>
+        </w:numPr>
+        <w:spacing w:after="0"/>
+        <w:rPr>
+          <w:b/>
+          <w:bCs/>
+          <w:sz w:val="18"/>
+          <w:szCs w:val="18"/>
+        </w:rPr>
+      </w:pPr>
+      <w:r>
+        <w:rPr>
+          <w:b/>
+          <w:bCs/>
+          <w:sz w:val="18"/>
+          <w:szCs w:val="18"/>
+        </w:rPr>
+        <w:t>Top</w:t>
+      </w:r>
+      <w:r>
+        <w:rPr>
+          <w:b/>
+          <w:bCs/>
+          <w:sz w:val="18"/>
+          <w:szCs w:val="18"/>
+        </w:rPr>
+        <w:t xml:space="preserve"> </w:t>
+      </w:r>
+      <w:r>
+        <w:rPr>
+          <w:b/>
+          <w:bCs/>
+          <w:sz w:val="18"/>
+          <w:szCs w:val="18"/>
+        </w:rPr>
+        <w:t>10</w:t>
+      </w:r>
+      <w:r>
+        <w:rPr>
+          <w:b/>
+          <w:bCs/>
+          <w:sz w:val="18"/>
+          <w:szCs w:val="18"/>
+        </w:rPr>
+        <w:t xml:space="preserve"> daily hit rate</w:t>
+      </w:r>
+      <w:r>
+        <w:rPr>
+          <w:b/>
+          <w:bCs/>
+          <w:sz w:val="18"/>
+          <w:szCs w:val="18"/>
+        </w:rPr>
+        <w:t xml:space="preserve">    </w:t>
+      </w:r>
+    </w:p>
+    <w:p>
+      <w:pPr>
+        <w:pStyle w:val="ListParagraph"/>
+        <w:numPr>
+          <w:ilvl w:val="0"/>
+          <w:numId w:val="2"/>
+        </w:numPr>
+        <w:spacing w:after="0"/>
+        <w:rPr>
+          <w:b/>
+          <w:bCs/>
+          <w:sz w:val="18"/>
+          <w:szCs w:val="18"/>
+        </w:rPr>
+      </w:pPr>
+      <w:r>
+        <w:rPr>
+          <w:b/>
+          <w:bCs/>
+          <w:sz w:val="18"/>
+          <w:szCs w:val="18"/>
+        </w:rPr>
+        <w:t>Calibration slope and intercept</w:t>
+      </w:r>
+    </w:p>
+    <w:p>
+      <w:pPr>
+        <w:pStyle w:val="ListParagraph"/>
+        <w:numPr>
+          <w:ilvl w:val="0"/>
+          <w:numId w:val="2"/>
+        </w:numPr>
+        <w:spacing w:after="0"/>
+        <w:rPr>
+          <w:b/>
+          <w:bCs/>
+          <w:sz w:val="18"/>
+          <w:szCs w:val="18"/>
+        </w:rPr>
+      </w:pPr>
+      <w:r>
+        <w:rPr>
+          <w:b/>
+          <w:bCs/>
+          <w:sz w:val="18"/>
+          <w:szCs w:val="18"/>
+        </w:rPr>
+        <w:t>ECE</w:t>
+      </w:r>
+    </w:p>
+    <w:p>
+      <w:pPr>
+        <w:pStyle w:val="ListParagraph"/>
+        <w:numPr>
+          <w:ilvl w:val="0"/>
+          <w:numId w:val="2"/>
+        </w:numPr>
+        <w:spacing w:after="0"/>
+        <w:rPr>
+          <w:b/>
+          <w:bCs/>
+          <w:sz w:val="18"/>
+          <w:szCs w:val="18"/>
+        </w:rPr>
+      </w:pPr>
+      <w:r>
+        <w:rPr>
+          <w:b/>
+          <w:bCs/>
+          <w:sz w:val="18"/>
+          <w:szCs w:val="18"/>
+        </w:rPr>
+        <w:t>Brier score</w:t>
+      </w:r>
+    </w:p>
+    <w:p>
+      <w:pPr>
+        <w:pStyle w:val="ListParagraph"/>
+        <w:numPr>
+          <w:ilvl w:val="0"/>
+          <w:numId w:val="2"/>
+        </w:numPr>
+        <w:spacing w:after="0"/>
+        <w:rPr>
+          <w:b/>
+          <w:bCs/>
+          <w:sz w:val="18"/>
+          <w:szCs w:val="18"/>
+        </w:rPr>
+      </w:pPr>
+      <w:r>
+        <w:rPr>
+          <w:b/>
+          <w:bCs/>
+          <w:sz w:val="18"/>
+          <w:szCs w:val="18"/>
+        </w:rPr>
+        <w:t>Standalone log loss</w:t>
+      </w:r>
+    </w:p>
+    <w:p>
+      <w:pPr>
+        <w:pStyle w:val="ListParagraph"/>
+        <w:numPr>
+          <w:ilvl w:val="0"/>
+          <w:numId w:val="2"/>
+        </w:numPr>
+        <w:spacing w:after="0"/>
+        <w:rPr>
+          <w:b/>
+          <w:bCs/>
+          <w:sz w:val="18"/>
+          <w:szCs w:val="18"/>
+        </w:rPr>
+      </w:pPr>
+      <w:r>
+        <w:rPr>
+          <w:b/>
+          <w:bCs/>
+          <w:sz w:val="18"/>
+          <w:szCs w:val="18"/>
+        </w:rPr>
+        <w:t>Log-loss edge</w:t>
+      </w:r>
+    </w:p>
+    <w:p>
+      <w:pPr>
+        <w:pStyle w:val="ListParagraph"/>
+        <w:numPr>
+          <w:ilvl w:val="0"/>
+          <w:numId w:val="2"/>
+        </w:numPr>
+        <w:spacing w:after="0"/>
+        <w:rPr>
+          <w:b/>
+          <w:bCs/>
+          <w:sz w:val="18"/>
+          <w:szCs w:val="18"/>
+        </w:rPr>
+      </w:pPr>
+      <w:r>
+        <w:rPr>
+          <w:b/>
+          <w:bCs/>
+          <w:sz w:val="18"/>
+          <w:szCs w:val="18"/>
+        </w:rPr>
+        <w:t>AUC</w:t>
+      </w:r>
+    </w:p>
+    <w:p>
+      <w:pPr>
+        <w:pStyle w:val="ListParagraph"/>
+        <w:numPr>
+          <w:ilvl w:val="0"/>
+          <w:numId w:val="2"/>
+        </w:numPr>
+        <w:spacing w:after="0"/>
+        <w:rPr>
+          <w:b/>
+          <w:bCs/>
+          <w:sz w:val="18"/>
+          <w:szCs w:val="18"/>
+        </w:rPr>
+      </w:pPr>
+      <w:r>
+        <w:rPr>
+          <w:b/>
+          <w:bCs/>
+          <w:sz w:val="18"/>
+          <w:szCs w:val="18"/>
+        </w:rPr>
+        <w:t>MAE</w:t>
+      </w:r>
+    </w:p>
+    <w:p>
+      <w:pPr>
+        <w:pStyle w:val="ListParagraph"/>
+        <w:numPr>
+          <w:ilvl w:val="0"/>
+          <w:numId w:val="2"/>
+        </w:numPr>
+        <w:spacing w:after="0"/>
+        <w:rPr>
+          <w:b/>
+          <w:bCs/>
+          <w:sz w:val="18"/>
+          <w:szCs w:val="18"/>
+        </w:rPr>
+      </w:pPr>
+      <w:r>
+        <w:rPr>
+          <w:b/>
+          <w:bCs/>
+          <w:sz w:val="18"/>
+          <w:szCs w:val="18"/>
+        </w:rPr>
+        <w:t>Etc.</w:t>
+      </w:r>
+    </w:p>
+    <w:p>
+      <w:pPr>
+        <w:spacing w:after="0"/>
+        <w:rPr>
+          <w:b/>
+          <w:bCs/>
+          <w:sz w:val="18"/>
+          <w:szCs w:val="18"/>
+        </w:rPr>
+      </w:pPr>
+    </w:p>
+    <w:p>
+      <w:pPr>
+        <w:spacing w:after="0"/>
+        <w:rPr>
+          <w:b/>
+          <w:bCs/>
+          <w:sz w:val="18"/>
+          <w:szCs w:val="18"/>
+        </w:rPr>
+      </w:pPr>
+      <w:r>
+        <w:rPr>
+          <w:b/>
+          <w:bCs/>
+          <w:sz w:val="18"/>
+          <w:szCs w:val="18"/>
+        </w:rPr>
+        <w:t>A potential thing to consider</w:t>
+      </w:r>
+      <w:r>
+        <w:rPr>
+          <w:b/>
+          <w:bCs/>
+          <w:sz w:val="18"/>
+          <w:szCs w:val="18"/>
+        </w:rPr>
+        <w:t>, though I am not married to it</w:t>
+      </w:r>
+      <w:r>
+        <w:rPr>
+          <w:b/>
+          <w:bCs/>
+          <w:sz w:val="18"/>
+          <w:szCs w:val="18"/>
+        </w:rPr>
+        <w:t xml:space="preserve">: </w:t>
+      </w:r>
+    </w:p>
+    <w:p>
+      <w:pPr>
+        <w:spacing w:after="0"/>
+        <w:rPr>
+          <w:b/>
+          <w:bCs/>
+          <w:sz w:val="18"/>
+          <w:szCs w:val="18"/>
+        </w:rPr>
+      </w:pPr>
+    </w:p>
+    <w:p>
+      <w:pPr>
+        <w:spacing w:after="0"/>
+        <w:rPr>
+          <w:b/>
+          <w:bCs/>
+          <w:sz w:val="18"/>
+          <w:szCs w:val="18"/>
+        </w:rPr>
+      </w:pPr>
+      <w:r>
+        <w:rPr>
+          <w:b/>
+          <w:bCs/>
           <w:sz w:val="18"/>
           <w:szCs w:val="18"/>
         </w:rPr>
@@ -393,12 +811,16 @@
       <w:pPr>
         <w:spacing w:after="0"/>
         <w:rPr>
-          <w:sz w:val="18"/>
-          <w:szCs w:val="18"/>
-        </w:rPr>
-      </w:pPr>
-      <w:r>
-        <w:rPr>
+          <w:b/>
+          <w:bCs/>
+          <w:sz w:val="18"/>
+          <w:szCs w:val="18"/>
+        </w:rPr>
+      </w:pPr>
+      <w:r>
+        <w:rPr>
+          <w:b/>
+          <w:bCs/>
           <w:sz w:val="18"/>
           <w:szCs w:val="18"/>
         </w:rPr>
@@ -409,12 +831,16 @@
       <w:pPr>
         <w:spacing w:after="0"/>
         <w:rPr>
-          <w:sz w:val="18"/>
-          <w:szCs w:val="18"/>
-        </w:rPr>
-      </w:pPr>
-      <w:r>
-        <w:rPr>
+          <w:b/>
+          <w:bCs/>
+          <w:sz w:val="18"/>
+          <w:szCs w:val="18"/>
+        </w:rPr>
+      </w:pPr>
+      <w:r>
+        <w:rPr>
+          <w:b/>
+          <w:bCs/>
           <w:sz w:val="18"/>
           <w:szCs w:val="18"/>
         </w:rPr>
@@ -425,12 +851,16 @@
       <w:pPr>
         <w:spacing w:after="0"/>
         <w:rPr>
-          <w:sz w:val="18"/>
-          <w:szCs w:val="18"/>
-        </w:rPr>
-      </w:pPr>
-      <w:r>
-        <w:rPr>
+          <w:b/>
+          <w:bCs/>
+          <w:sz w:val="18"/>
+          <w:szCs w:val="18"/>
+        </w:rPr>
+      </w:pPr>
+      <w:r>
+        <w:rPr>
+          <w:b/>
+          <w:bCs/>
           <w:sz w:val="18"/>
           <w:szCs w:val="18"/>
         </w:rPr>
@@ -441,50 +871,110 @@
       <w:pPr>
         <w:spacing w:after="0"/>
         <w:rPr>
-          <w:sz w:val="18"/>
-          <w:szCs w:val="18"/>
-        </w:rPr>
-      </w:pPr>
-    </w:p>
-    <w:p>
-      <w:pPr>
-        <w:spacing w:after="0"/>
-        <w:rPr>
-          <w:sz w:val="18"/>
-          <w:szCs w:val="18"/>
-        </w:rPr>
-      </w:pPr>
-      <w:r>
-        <w:rPr>
-          <w:sz w:val="18"/>
-          <w:szCs w:val="18"/>
-        </w:rPr>
-        <w:t xml:space="preserve">What other ideas can you come up with? </w:t>
-      </w:r>
-    </w:p>
-    <w:p>
-      <w:pPr>
-        <w:spacing w:after="0"/>
-        <w:rPr>
-          <w:sz w:val="18"/>
-          <w:szCs w:val="18"/>
-        </w:rPr>
-      </w:pPr>
-    </w:p>
-    <w:p>
-      <w:pPr>
-        <w:spacing w:after="0"/>
-        <w:rPr>
-          <w:sz w:val="18"/>
-          <w:szCs w:val="18"/>
-        </w:rPr>
-      </w:pPr>
-      <w:r>
-        <w:rPr>
-          <w:sz w:val="18"/>
-          <w:szCs w:val="18"/>
-        </w:rPr>
-        <w:lastRenderedPageBreak/>
+          <w:b/>
+          <w:bCs/>
+          <w:sz w:val="18"/>
+          <w:szCs w:val="18"/>
+        </w:rPr>
+      </w:pPr>
+    </w:p>
+    <w:p>
+      <w:pPr>
+        <w:spacing w:after="0"/>
+        <w:rPr>
+          <w:b/>
+          <w:bCs/>
+          <w:sz w:val="18"/>
+          <w:szCs w:val="18"/>
+        </w:rPr>
+      </w:pPr>
+      <w:r>
+        <w:rPr>
+          <w:b/>
+          <w:bCs/>
+          <w:sz w:val="18"/>
+          <w:szCs w:val="18"/>
+        </w:rPr>
+        <w:t>One question is, would it be more beneficial to add back the 2 Catboost bags, or to just add TabM?</w:t>
+      </w:r>
+    </w:p>
+    <w:p>
+      <w:pPr>
+        <w:spacing w:after="0"/>
+        <w:rPr>
+          <w:b/>
+          <w:bCs/>
+          <w:sz w:val="18"/>
+          <w:szCs w:val="18"/>
+        </w:rPr>
+      </w:pPr>
+    </w:p>
+    <w:p>
+      <w:pPr>
+        <w:spacing w:after="0"/>
+        <w:rPr>
+          <w:b/>
+          <w:bCs/>
+          <w:sz w:val="18"/>
+          <w:szCs w:val="18"/>
+        </w:rPr>
+      </w:pPr>
+      <w:r>
+        <w:rPr>
+          <w:b/>
+          <w:bCs/>
+          <w:sz w:val="18"/>
+          <w:szCs w:val="18"/>
+        </w:rPr>
+        <w:t>What other ideas can you come up with</w:t>
+      </w:r>
+      <w:r>
+        <w:rPr>
+          <w:b/>
+          <w:bCs/>
+          <w:sz w:val="18"/>
+          <w:szCs w:val="18"/>
+        </w:rPr>
+        <w:t xml:space="preserve"> that would improve my targeted diagnostics</w:t>
+      </w:r>
+      <w:r>
+        <w:rPr>
+          <w:b/>
+          <w:bCs/>
+          <w:sz w:val="18"/>
+          <w:szCs w:val="18"/>
+        </w:rPr>
+        <w:t xml:space="preserve">? </w:t>
+      </w:r>
+    </w:p>
+    <w:p>
+      <w:pPr>
+        <w:spacing w:after="0"/>
+        <w:rPr>
+          <w:b/>
+          <w:bCs/>
+          <w:sz w:val="18"/>
+          <w:szCs w:val="18"/>
+        </w:rPr>
+      </w:pPr>
+    </w:p>
+    <w:p>
+      <w:pPr>
+        <w:spacing w:after="0"/>
+        <w:rPr>
+          <w:b/>
+          <w:bCs/>
+          <w:sz w:val="18"/>
+          <w:szCs w:val="18"/>
+        </w:rPr>
+      </w:pPr>
+      <w:r>
+        <w:rPr>
+          <w:b/>
+          <w:bCs/>
+          <w:sz w:val="18"/>
+          <w:szCs w:val="18"/>
+        </w:rPr>
         <w:t>You may branch out into a workflow if you deem it optimal, however, you MUST be very conservative with your token limits. Make sure to provide extremely concise prompts. This workflow must do everything possible as to not drain my usage.</w:t>
       </w:r>
     </w:p>
@@ -501,6 +991,92 @@
 <file path=word/numbering.xml><?xml version="1.0" encoding="utf-8"?>
 <w:numbering xmlns:wpc="http://schemas.microsoft.com/office/word/2010/wordprocessingCanvas" xmlns:cx="http://schemas.microsoft.com/office/drawing/2014/chartex" xmlns:cx1="http://schemas.microsoft.com/office/drawing/2015/9/8/chartex" xmlns:cx2="http://schemas.microsoft.com/office/drawing/2015/10/21/chartex" xmlns:cx3="http://schemas.microsoft.com/office/drawing/2016/5/9/chartex" xmlns:cx4="http://schemas.microsoft.com/office/drawing/2016/5/10/chartex" xmlns:cx5="http://schemas.microsoft.com/office/drawing/2016/5/11/chartex" xmlns:cx6="http://schemas.microsoft.com/office/drawing/2016/5/12/chartex" xmlns:cx7="http://schemas.microsoft.com/office/drawing/2016/5/13/chartex" xmlns:cx8="http://schemas.microsoft.com/office/drawing/2016/5/14/chartex" xmlns:mc="http://schemas.openxmlformats.org/markup-compatibility/2006" xmlns:aink="http://schemas.microsoft.com/office/drawing/2016/ink" xmlns:am3d="http://schemas.microsoft.com/office/drawing/2017/model3d" xmlns:o="urn:schemas-microsoft-com:office:office" xmlns:oel="http://schemas.microsoft.com/office/2019/extlst" xmlns:r="http://schemas.openxmlformats.org/officeDocument/2006/relationships" xmlns:m="http://schemas.openxmlformats.org/officeDocument/2006/math" xmlns:v="urn:schemas-microsoft-com:vml" xmlns:wp14="http://schemas.microsoft.com/office/word/2010/wordprocessingDrawing" xmlns:wp="http://schemas.openxmlformats.org/drawingml/2006/wordprocessingDrawing" xmlns:w10="urn:schemas-microsoft-com:office:word" xmlns:w="http://schemas.openxmlformats.org/wordprocessingml/2006/main" xmlns:w14="http://schemas.microsoft.com/office/word/2010/wordml" xmlns:w15="http://schemas.microsoft.com/office/word/2012/wordml" xmlns:w16cex="http://schemas.microsoft.com/office/word/2018/wordml/cex" xmlns:w16cid="http://schemas.microsoft.com/office/word/2016/wordml/cid" xmlns:w16="http://schemas.microsoft.com/office/word/2018/wordml" xmlns:w16du="http://schemas.microsoft.com/office/word/2023/wordml/word16du" xmlns:w16sdtdh="http://schemas.microsoft.com/office/word/2020/wordml/sdtdatahash" xmlns:w16sdtfl="http://schemas.microsoft.com/office/word/2024/wordml/sdtformatlock" xmlns:w16se="http://schemas.microsoft.com/office/word/2015/wordml/symex" xmlns:wpg="http://schemas.microsoft.com/office/word/2010/wordprocessingGroup" xmlns:wpi="http://schemas.microsoft.com/office/word/2010/wordprocessingInk" xmlns:wne="http://schemas.microsoft.com/office/word/2006/wordml" xmlns:wps="http://schemas.microsoft.com/office/word/2010/wordprocessingShape" mc:Ignorable="w14 w15 w16se w16cid w16 w16cex w16sdtdh w16sdtfl w16du wp14">
   <w:abstractNum w:abstractNumId="0" w15:restartNumberingAfterBreak="0">
+    <w:nsid w:val="1913243F"/>
+    <w:multiLevelType w:val="hybridMultilevel"/>
+    <w:tmpl w:val="969208DA"/>
+    <w:lvl w:ilvl="0" w:tplc="0409000F">
+      <w:start w:val="1"/>
+      <w:numFmt w:val="decimal"/>
+      <w:lvlText w:val="%1."/>
+      <w:lvlJc w:val="left"/>
+      <w:pPr>
+        <w:ind w:left="720" w:hanging="360"/>
+      </w:pPr>
+    </w:lvl>
+    <w:lvl w:ilvl="1" w:tplc="04090019" w:tentative="1">
+      <w:start w:val="1"/>
+      <w:numFmt w:val="lowerLetter"/>
+      <w:lvlText w:val="%2."/>
+      <w:lvlJc w:val="left"/>
+      <w:pPr>
+        <w:ind w:left="1440" w:hanging="360"/>
+      </w:pPr>
+    </w:lvl>
+    <w:lvl w:ilvl="2" w:tplc="0409001B" w:tentative="1">
+      <w:start w:val="1"/>
+      <w:numFmt w:val="lowerRoman"/>
+      <w:lvlText w:val="%3."/>
+      <w:lvlJc w:val="right"/>
+      <w:pPr>
+        <w:ind w:left="2160" w:hanging="180"/>
+      </w:pPr>
+    </w:lvl>
+    <w:lvl w:ilvl="3" w:tplc="0409000F" w:tentative="1">
+      <w:start w:val="1"/>
+      <w:numFmt w:val="decimal"/>
+      <w:lvlText w:val="%4."/>
+      <w:lvlJc w:val="left"/>
+      <w:pPr>
+        <w:ind w:left="2880" w:hanging="360"/>
+      </w:pPr>
+    </w:lvl>
+    <w:lvl w:ilvl="4" w:tplc="04090019" w:tentative="1">
+      <w:start w:val="1"/>
+      <w:numFmt w:val="lowerLetter"/>
+      <w:lvlText w:val="%5."/>
+      <w:lvlJc w:val="left"/>
+      <w:pPr>
+        <w:ind w:left="3600" w:hanging="360"/>
+      </w:pPr>
+    </w:lvl>
+    <w:lvl w:ilvl="5" w:tplc="0409001B" w:tentative="1">
+      <w:start w:val="1"/>
+      <w:numFmt w:val="lowerRoman"/>
+      <w:lvlText w:val="%6."/>
+      <w:lvlJc w:val="right"/>
+      <w:pPr>
+        <w:ind w:left="4320" w:hanging="180"/>
+      </w:pPr>
+    </w:lvl>
+    <w:lvl w:ilvl="6" w:tplc="0409000F" w:tentative="1">
+      <w:start w:val="1"/>
+      <w:numFmt w:val="decimal"/>
+      <w:lvlText w:val="%7."/>
+      <w:lvlJc w:val="left"/>
+      <w:pPr>
+        <w:ind w:left="5040" w:hanging="360"/>
+      </w:pPr>
+    </w:lvl>
+    <w:lvl w:ilvl="7" w:tplc="04090019" w:tentative="1">
+      <w:start w:val="1"/>
+      <w:numFmt w:val="lowerLetter"/>
+      <w:lvlText w:val="%8."/>
+      <w:lvlJc w:val="left"/>
+      <w:pPr>
+        <w:ind w:left="5760" w:hanging="360"/>
+      </w:pPr>
+    </w:lvl>
+    <w:lvl w:ilvl="8" w:tplc="0409001B" w:tentative="1">
+      <w:start w:val="1"/>
+      <w:numFmt w:val="lowerRoman"/>
+      <w:lvlText w:val="%9."/>
+      <w:lvlJc w:val="right"/>
+      <w:pPr>
+        <w:ind w:left="6480" w:hanging="180"/>
+      </w:pPr>
+    </w:lvl>
+  </w:abstractNum>
+  <w:abstractNum w:abstractNumId="1" w15:restartNumberingAfterBreak="0">
     <w:nsid w:val="2CAE40EE"/>
     <w:multiLevelType w:val="hybridMultilevel"/>
     <w:tmpl w:val="7C567D66"/>
@@ -614,6 +1190,9 @@
     </w:lvl>
   </w:abstractNum>
   <w:num w:numId="1" w16cid:durableId="1424498020">
+    <w:abstractNumId w:val="1"/>
+  </w:num>
+  <w:num w:numId="2" w16cid:durableId="122887343">
     <w:abstractNumId w:val="0"/>
   </w:num>
 </w:numbering>
